--- a/Documentation/Gen1 Drive Cycle Generator.docx
+++ b/Documentation/Gen1 Drive Cycle Generator.docx
@@ -502,7 +502,7 @@
           <w:sz w:val="28"/>
           <w:szCs w:val="28"/>
         </w:rPr>
-        <w:t>05</w:t>
+        <w:t>0</w:t>
       </w:r>
       <w:r>
         <w:rPr>
@@ -510,7 +510,7 @@
           <w:sz w:val="28"/>
           <w:szCs w:val="28"/>
         </w:rPr>
-        <w:t>/</w:t>
+        <w:t>1</w:t>
       </w:r>
       <w:r>
         <w:rPr>
@@ -518,7 +518,7 @@
           <w:sz w:val="28"/>
           <w:szCs w:val="28"/>
         </w:rPr>
-        <w:t>11</w:t>
+        <w:t>/</w:t>
       </w:r>
       <w:r>
         <w:rPr>
@@ -526,7 +526,7 @@
           <w:sz w:val="28"/>
           <w:szCs w:val="28"/>
         </w:rPr>
-        <w:t>/</w:t>
+        <w:t>03</w:t>
       </w:r>
       <w:r>
         <w:rPr>
@@ -534,7 +534,23 @@
           <w:sz w:val="28"/>
           <w:szCs w:val="28"/>
         </w:rPr>
-        <w:t>2025</w:t>
+        <w:t>/</w:t>
+      </w:r>
+      <w:r>
+        <w:rPr>
+          <w:rFonts w:cs="Arial"/>
+          <w:sz w:val="28"/>
+          <w:szCs w:val="28"/>
+        </w:rPr>
+        <w:t>202</w:t>
+      </w:r>
+      <w:r>
+        <w:rPr>
+          <w:rFonts w:cs="Arial"/>
+          <w:sz w:val="28"/>
+          <w:szCs w:val="28"/>
+        </w:rPr>
+        <w:t>6</w:t>
       </w:r>
     </w:p>
     <w:p>
@@ -719,8 +735,8 @@
         </w:rPr>
       </w:pPr>
     </w:p>
-    <w:bookmarkStart w:id="2" w:name="_Toc214726351" w:displacedByCustomXml="next"/>
-    <w:bookmarkStart w:id="3" w:name="_Toc214917105" w:displacedByCustomXml="next"/>
+    <w:bookmarkStart w:id="2" w:name="_Toc214917105" w:displacedByCustomXml="next"/>
+    <w:bookmarkStart w:id="3" w:name="_Toc214726351" w:displacedByCustomXml="next"/>
     <w:sdt>
       <w:sdtPr>
         <w:rPr>
@@ -3944,7 +3960,19 @@
     </w:p>
     <w:p>
       <w:r>
-        <w:t xml:space="preserve">This report documents the theory and use of the Gen1 </w:t>
+        <w:t>This report documents the theory and use of the Gen</w:t>
+      </w:r>
+      <w:r>
+        <w:t xml:space="preserve"> </w:t>
+      </w:r>
+      <w:r>
+        <w:t>1</w:t>
+      </w:r>
+      <w:r>
+        <w:t>.5</w:t>
+      </w:r>
+      <w:r>
+        <w:t xml:space="preserve"> </w:t>
       </w:r>
       <w:r>
         <w:t>Drive Cycle Generator</w:t>
@@ -3953,7 +3981,19 @@
         <w:t xml:space="preserve"> Simulat</w:t>
       </w:r>
       <w:r>
-        <w:t xml:space="preserve">ion </w:t>
+        <w:t>ion</w:t>
+      </w:r>
+      <w:r>
+        <w:t>. Building upon the Gen 1 kinematic point-mass model, the iteration introduces highe fidelity vehicle dynamics, including 3D track geometries (elevation curvature and track banking), a dynamic tyre contact-patch friction model, heun’s integration method</w:t>
+      </w:r>
+      <w:r>
+        <w:t>, changes to the look-ahead braking solver and modelling of the powertrain.</w:t>
+      </w:r>
+      <w:r>
+        <w:t xml:space="preserve"> </w:t>
+      </w:r>
+      <w:r>
+        <w:t xml:space="preserve">The model is </w:t>
       </w:r>
       <w:r>
         <w:t xml:space="preserve">developed </w:t>
@@ -4102,13 +4142,8 @@
       <w:pPr>
         <w:pStyle w:val="Heading2"/>
       </w:pPr>
-      <w:bookmarkStart w:id="9" w:name="_Toc214917108"/>
-      <w:r>
-        <w:t>Centreline</w:t>
-      </w:r>
-      <w:bookmarkEnd w:id="9"/>
-      <w:r>
-        <w:t xml:space="preserve"> </w:t>
+      <w:r>
+        <w:t>Path Interpolation</w:t>
       </w:r>
     </w:p>
     <w:p>
@@ -4183,55 +4218,7 @@
     </w:p>
     <w:p>
       <w:r>
-        <w:t xml:space="preserve">A </w:t>
-      </w:r>
-      <w:r>
-        <w:t xml:space="preserve">copy of the track map was taken into CAD </w:t>
-      </w:r>
-      <w:r>
-        <w:t>where</w:t>
-      </w:r>
-      <w:r>
-        <w:t xml:space="preserve"> [x, y] coordinates of</w:t>
-      </w:r>
-      <w:r>
-        <w:t xml:space="preserve"> points along </w:t>
-      </w:r>
-      <w:r>
-        <w:t>the cent</w:t>
-      </w:r>
-      <w:r>
-        <w:t>re</w:t>
-      </w:r>
-      <w:r>
-        <w:t>line of the track were plotted into a .csv file</w:t>
-      </w:r>
-      <w:r>
-        <w:t>, the track width either side of the centreline were also plotted in the same csv</w:t>
-      </w:r>
-      <w:r>
-        <w:t>,</w:t>
-      </w:r>
-      <w:r>
-        <w:t xml:space="preserve"> </w:t>
-      </w:r>
-      <w:r>
-        <w:fldChar w:fldCharType="begin"/>
-      </w:r>
-      <w:r>
-        <w:instrText xml:space="preserve"> REF _Ref214782002 \h </w:instrText>
-      </w:r>
-      <w:r>
-        <w:fldChar w:fldCharType="separate"/>
-      </w:r>
-      <w:r>
-        <w:t>Aragon track data</w:t>
-      </w:r>
-      <w:r>
-        <w:fldChar w:fldCharType="end"/>
-      </w:r>
-      <w:r>
-        <w:t xml:space="preserve">. </w:t>
+        <w:t>A map taken from an Assetto Corsa mod which included the full Aragon map modelled from a LiDAR scan of the track was taken into CAD and sampled to provide the 5 lines which are used in the model along with all the relevant x,y,z coordinates.</w:t>
       </w:r>
     </w:p>
     <w:p>
@@ -4245,15 +4232,30 @@
         <w:t xml:space="preserve"> which is not run in MotoStudent</w:t>
       </w:r>
       <w:r>
-        <w:t>, the track was simulated with this hairpin for Gen 1 with scope to review the track definition in later simulation generations</w:t>
-      </w:r>
-    </w:p>
-    <w:p>
-      <w:r>
-        <w:t xml:space="preserve">The raw data was imported into the track processing module (processTrack.m) and resampled to produce a 1500 segment smooth centreline plot. </w:t>
-      </w:r>
-      <w:r>
-        <w:t>The track widths (assumed a constant 6 m either side of the centreline) were then projected out from the centreline to form an inner and outer track boundary.</w:t>
+        <w:t xml:space="preserve">, the track was simulated with this </w:t>
+      </w:r>
+      <w:r>
+        <w:t>as a flat surface</w:t>
+      </w:r>
+      <w:r>
+        <w:t xml:space="preserve"> for Gen 1</w:t>
+      </w:r>
+      <w:r>
+        <w:t>.5.</w:t>
+      </w:r>
+    </w:p>
+    <w:p>
+      <w:r>
+        <w:t>The track data is resampled int 1500 segments using PCHIP to preserve shape and prevent overshoot. For each segment, the solver fits a 1</w:t>
+      </w:r>
+      <w:r>
+        <w:rPr>
+          <w:vertAlign w:val="superscript"/>
+        </w:rPr>
+        <w:t>st</w:t>
+      </w:r>
+      <w:r>
+        <w:t>-order polynomial (best fit plane) across the 5 transverse points to calculate the cross-sectional slope. This derives the localised track banking angle.</w:t>
       </w:r>
     </w:p>
     <w:p>
@@ -4261,15 +4263,12 @@
         <w:pStyle w:val="Heading2"/>
       </w:pPr>
       <w:r>
-        <w:t>Elevation</w:t>
-      </w:r>
-    </w:p>
-    <w:p>
-      <w:r>
-        <w:t xml:space="preserve">Elevation data is taken from </w:t>
-      </w:r>
-      <w:r>
-        <w:t>GPS Visualizer, coordinates [x.y] inputted to get elevation above ocean which was adjusted and appended into the 2.1 .csv file.</w:t>
+        <w:t>Banking</w:t>
+      </w:r>
+    </w:p>
+    <w:p>
+      <w:r>
+        <w:t>Gen 1.5 calculates the first derivative slope dz/ds and the second derivative d2z/ds2 of the elevation profile. This allows for the calculation of local cuvature Kvert. Kvet= d2z/ds2/(1+(dz/ds)^2)^1.5.</w:t>
       </w:r>
     </w:p>
     <w:p>
@@ -4279,29 +4278,18 @@
         </w:rPr>
       </w:pPr>
       <w:r>
-        <w:t>Raw z-data is smoothed using a Gaussian moving average filter with a window size of 25 points. This is resampled using pchip interpolation to align perfectly with the 1500 discrete segments of the centreline path. This ensures a continuous gradient angle (</w:t>
-      </w:r>
-      <m:oMath>
-        <m:r>
-          <w:rPr>
-            <w:rFonts w:ascii="Cambria Math" w:hAnsi="Cambria Math"/>
-          </w:rPr>
-          <m:t>θ</m:t>
-        </m:r>
-      </m:oMath>
-      <w:r>
-        <w:t>) can be derived.</w:t>
+        <w:t>This parameter is critical as it simulates suspension compression through dips (increasing normal force and grip) and unweighting over crests (reducing normal force). Additionally, a track banking profile is integrated, allowing the solver to evaluate whether the camber of the track assists or opposes the cornering lateral forces.</w:t>
       </w:r>
     </w:p>
     <w:p>
       <w:pPr>
         <w:pStyle w:val="Heading2"/>
       </w:pPr>
-      <w:bookmarkStart w:id="10" w:name="_Toc214917109"/>
+      <w:bookmarkStart w:id="9" w:name="_Toc214917109"/>
       <w:r>
         <w:t>Path optimisation</w:t>
       </w:r>
-      <w:bookmarkEnd w:id="10"/>
+      <w:bookmarkEnd w:id="9"/>
     </w:p>
     <w:p>
       <w:r>
@@ -4526,6 +4514,7 @@
         <w:rPr>
           <w:rFonts w:eastAsiaTheme="minorEastAsia"/>
         </w:rPr>
+        <w:lastRenderedPageBreak/>
         <w:t xml:space="preserve">The optimisation goal is to minimise the sum of squared local curvatures (approximated as the second derivative of the path coordinates). </w:t>
       </w:r>
       <w:r>
@@ -4566,7 +4555,6 @@
           <w:b/>
           <w:bCs/>
         </w:rPr>
-        <w:lastRenderedPageBreak/>
         <w:t>H Matrix (Cost Matrix):</w:t>
       </w:r>
       <w:r>
@@ -8073,6 +8061,7 @@
         <w:rPr>
           <w:rFonts w:eastAsiaTheme="minorEastAsia"/>
         </w:rPr>
+        <w:lastRenderedPageBreak/>
         <w:t xml:space="preserve">These matrices are used to feed a quadratic programming (QP) </w:t>
       </w:r>
       <w:r>
@@ -8295,7 +8284,7 @@
           <w:rFonts w:eastAsiaTheme="minorEastAsia"/>
         </w:rPr>
       </w:pPr>
-      <w:bookmarkStart w:id="11" w:name="_Toc214917094"/>
+      <w:bookmarkStart w:id="10" w:name="_Toc214917094"/>
       <w:r>
         <w:t xml:space="preserve">Figure </w:t>
       </w:r>
@@ -8320,7 +8309,7 @@
       <w:r>
         <w:t xml:space="preserve"> - Minimum curvature racing line.</w:t>
       </w:r>
-      <w:bookmarkEnd w:id="11"/>
+      <w:bookmarkEnd w:id="10"/>
     </w:p>
     <w:p>
       <w:pPr>
@@ -8340,22 +8329,22 @@
       <w:pPr>
         <w:pStyle w:val="Heading1"/>
       </w:pPr>
-      <w:bookmarkStart w:id="12" w:name="_Toc214917110"/>
+      <w:bookmarkStart w:id="11" w:name="_Toc214917110"/>
       <w:r>
         <w:lastRenderedPageBreak/>
         <w:t>Velocity solver</w:t>
       </w:r>
+      <w:bookmarkEnd w:id="11"/>
+    </w:p>
+    <w:p>
+      <w:pPr>
+        <w:pStyle w:val="Heading2"/>
+      </w:pPr>
+      <w:bookmarkStart w:id="12" w:name="_Toc214917111"/>
+      <w:r>
+        <w:t>Parameter setup</w:t>
+      </w:r>
       <w:bookmarkEnd w:id="12"/>
-    </w:p>
-    <w:p>
-      <w:pPr>
-        <w:pStyle w:val="Heading2"/>
-      </w:pPr>
-      <w:bookmarkStart w:id="13" w:name="_Toc214917111"/>
-      <w:r>
-        <w:t>Parameter setup</w:t>
-      </w:r>
-      <w:bookmarkEnd w:id="13"/>
     </w:p>
     <w:p>
       <w:r>
@@ -8472,8 +8461,8 @@
                                 <w:szCs w:val="22"/>
                               </w:rPr>
                             </w:pPr>
-                            <w:bookmarkStart w:id="14" w:name="_Ref214914428"/>
-                            <w:bookmarkStart w:id="15" w:name="_Toc214917095"/>
+                            <w:bookmarkStart w:id="13" w:name="_Ref214914428"/>
+                            <w:bookmarkStart w:id="14" w:name="_Toc214917095"/>
                             <w:r>
                               <w:t xml:space="preserve">Figure </w:t>
                             </w:r>
@@ -8495,11 +8484,11 @@
                             <w:r>
                               <w:fldChar w:fldCharType="end"/>
                             </w:r>
-                            <w:bookmarkEnd w:id="14"/>
+                            <w:bookmarkEnd w:id="13"/>
                             <w:r>
                               <w:t xml:space="preserve"> - Peak power to Motor RPM lookup table</w:t>
                             </w:r>
-                            <w:bookmarkEnd w:id="15"/>
+                            <w:bookmarkEnd w:id="14"/>
                           </w:p>
                         </w:txbxContent>
                       </wps:txbx>
@@ -8533,8 +8522,8 @@
                           <w:szCs w:val="22"/>
                         </w:rPr>
                       </w:pPr>
-                      <w:bookmarkStart w:id="16" w:name="_Ref214914428"/>
-                      <w:bookmarkStart w:id="17" w:name="_Toc214917095"/>
+                      <w:bookmarkStart w:id="15" w:name="_Ref214914428"/>
+                      <w:bookmarkStart w:id="16" w:name="_Toc214917095"/>
                       <w:r>
                         <w:t xml:space="preserve">Figure </w:t>
                       </w:r>
@@ -8556,11 +8545,11 @@
                       <w:r>
                         <w:fldChar w:fldCharType="end"/>
                       </w:r>
-                      <w:bookmarkEnd w:id="16"/>
+                      <w:bookmarkEnd w:id="15"/>
                       <w:r>
                         <w:t xml:space="preserve"> - Peak power to Motor RPM lookup table</w:t>
                       </w:r>
-                      <w:bookmarkEnd w:id="17"/>
+                      <w:bookmarkEnd w:id="16"/>
                     </w:p>
                   </w:txbxContent>
                 </v:textbox>
@@ -9900,8 +9889,8 @@
       <w:pPr>
         <w:pStyle w:val="Caption"/>
       </w:pPr>
-      <w:bookmarkStart w:id="18" w:name="_Ref214912787"/>
-      <w:bookmarkStart w:id="19" w:name="_Toc214917122"/>
+      <w:bookmarkStart w:id="17" w:name="_Ref214912787"/>
+      <w:bookmarkStart w:id="18" w:name="_Toc214917122"/>
       <w:r>
         <w:t xml:space="preserve">Table </w:t>
       </w:r>
@@ -9923,11 +9912,11 @@
       <w:r>
         <w:fldChar w:fldCharType="end"/>
       </w:r>
+      <w:bookmarkEnd w:id="17"/>
+      <w:r>
+        <w:t xml:space="preserve"> - Drive cycle physical parameters</w:t>
+      </w:r>
       <w:bookmarkEnd w:id="18"/>
-      <w:r>
-        <w:t xml:space="preserve"> - Drive cycle physical parameters</w:t>
-      </w:r>
-      <w:bookmarkEnd w:id="19"/>
     </w:p>
     <w:tbl>
       <w:tblPr>
@@ -10491,11 +10480,11 @@
       <w:pPr>
         <w:pStyle w:val="Heading2"/>
       </w:pPr>
-      <w:bookmarkStart w:id="20" w:name="_Toc214917112"/>
+      <w:bookmarkStart w:id="19" w:name="_Toc214917112"/>
       <w:r>
         <w:t>Idealised velocity limit</w:t>
       </w:r>
-      <w:bookmarkEnd w:id="20"/>
+      <w:bookmarkEnd w:id="19"/>
     </w:p>
     <w:p>
       <w:r>
@@ -10740,7 +10729,7 @@
       <w:r>
         <w:t>with a correction for tyre thickness (</w:t>
       </w:r>
-      <w:bookmarkStart w:id="21" w:name="_Hlk214910521"/>
+      <w:bookmarkStart w:id="20" w:name="_Hlk214910521"/>
       <w:r>
         <w:rPr>
           <w:rFonts w:ascii="Arial" w:hAnsi="Arial" w:cs="Arial"/>
@@ -10754,7 +10743,7 @@
         </w:rPr>
         <w:t>Δ</w:t>
       </w:r>
-      <w:bookmarkEnd w:id="21"/>
+      <w:bookmarkEnd w:id="20"/>
       <w:r>
         <w:t>):</w:t>
       </w:r>
@@ -12520,11 +12509,11 @@
       <w:pPr>
         <w:pStyle w:val="Heading2"/>
       </w:pPr>
-      <w:bookmarkStart w:id="22" w:name="_Toc214917113"/>
+      <w:bookmarkStart w:id="21" w:name="_Toc214917113"/>
       <w:r>
         <w:t>Force driven velocity</w:t>
       </w:r>
-      <w:bookmarkEnd w:id="22"/>
+      <w:bookmarkEnd w:id="21"/>
     </w:p>
     <w:p>
       <w:r>
@@ -13798,7 +13787,7 @@
           <w:rFonts w:eastAsiaTheme="minorEastAsia"/>
         </w:rPr>
       </w:pPr>
-      <w:bookmarkStart w:id="23" w:name="_Toc214917114"/>
+      <w:bookmarkStart w:id="22" w:name="_Toc214917114"/>
       <w:r>
         <w:rPr>
           <w:rFonts w:eastAsiaTheme="minorEastAsia"/>
@@ -13812,7 +13801,7 @@
         </w:rPr>
         <w:t>Results</w:t>
       </w:r>
-      <w:bookmarkEnd w:id="23"/>
+      <w:bookmarkEnd w:id="22"/>
     </w:p>
     <w:p>
       <w:r>
@@ -13939,11 +13928,11 @@
       <w:pPr>
         <w:pStyle w:val="Heading2"/>
       </w:pPr>
-      <w:bookmarkStart w:id="24" w:name="_Toc214917115"/>
+      <w:bookmarkStart w:id="23" w:name="_Toc214917115"/>
       <w:r>
         <w:t>Velocity profile</w:t>
       </w:r>
-      <w:bookmarkEnd w:id="24"/>
+      <w:bookmarkEnd w:id="23"/>
     </w:p>
     <w:p>
       <w:pPr>
@@ -13951,6 +13940,9 @@
         <w:jc w:val="center"/>
       </w:pPr>
       <w:r>
+        <w:rPr>
+          <w:noProof/>
+        </w:rPr>
         <w:drawing>
           <wp:inline distT="0" distB="0" distL="0" distR="0" wp14:anchorId="032ADA00" wp14:editId="7BE6E2DB">
             <wp:extent cx="5760720" cy="3816985"/>
@@ -13992,7 +13984,7 @@
       <w:pPr>
         <w:pStyle w:val="Caption"/>
       </w:pPr>
-      <w:bookmarkStart w:id="25" w:name="_Toc214917096"/>
+      <w:bookmarkStart w:id="24" w:name="_Toc214917096"/>
       <w:r>
         <w:t xml:space="preserve">Figure </w:t>
       </w:r>
@@ -14017,7 +14009,7 @@
       <w:r>
         <w:t xml:space="preserve"> - Bike velocity in comparison to physical speed limit against time</w:t>
       </w:r>
-      <w:bookmarkEnd w:id="25"/>
+      <w:bookmarkEnd w:id="24"/>
     </w:p>
     <w:p>
       <w:pPr>
@@ -14025,6 +14017,9 @@
         <w:jc w:val="center"/>
       </w:pPr>
       <w:r>
+        <w:rPr>
+          <w:noProof/>
+        </w:rPr>
         <w:lastRenderedPageBreak/>
         <w:drawing>
           <wp:inline distT="0" distB="0" distL="0" distR="0" wp14:anchorId="2E1C2D59" wp14:editId="68B2847E">
@@ -14067,7 +14062,7 @@
       <w:pPr>
         <w:pStyle w:val="Caption"/>
       </w:pPr>
-      <w:bookmarkStart w:id="26" w:name="_Toc214917097"/>
+      <w:bookmarkStart w:id="25" w:name="_Toc214917097"/>
       <w:r>
         <w:t xml:space="preserve">Figure </w:t>
       </w:r>
@@ -14092,25 +14087,28 @@
       <w:r>
         <w:t xml:space="preserve"> – Bike velocity around track geometry</w:t>
       </w:r>
+      <w:bookmarkEnd w:id="25"/>
+    </w:p>
+    <w:p>
+      <w:pPr>
+        <w:jc w:val="left"/>
+      </w:pPr>
+    </w:p>
+    <w:p>
+      <w:pPr>
+        <w:pStyle w:val="Heading2"/>
+      </w:pPr>
+      <w:bookmarkStart w:id="26" w:name="_Toc214917116"/>
+      <w:r>
+        <w:t>Applied force</w:t>
+      </w:r>
       <w:bookmarkEnd w:id="26"/>
     </w:p>
     <w:p>
-      <w:pPr>
-        <w:jc w:val="left"/>
-      </w:pPr>
-    </w:p>
-    <w:p>
-      <w:pPr>
-        <w:pStyle w:val="Heading2"/>
-      </w:pPr>
-      <w:bookmarkStart w:id="27" w:name="_Toc214917116"/>
-      <w:r>
-        <w:t>Applied force</w:t>
-      </w:r>
-      <w:bookmarkEnd w:id="27"/>
-    </w:p>
-    <w:p>
-      <w:r>
+      <w:r>
+        <w:rPr>
+          <w:noProof/>
+        </w:rPr>
         <w:drawing>
           <wp:inline distT="0" distB="0" distL="0" distR="0" wp14:anchorId="4B05568B" wp14:editId="6AFC1C90">
             <wp:extent cx="5760720" cy="3832225"/>
@@ -14152,15 +14150,18 @@
       <w:pPr>
         <w:pStyle w:val="Heading2"/>
       </w:pPr>
-      <w:bookmarkStart w:id="28" w:name="_Toc214917117"/>
+      <w:bookmarkStart w:id="27" w:name="_Toc214917117"/>
       <w:r>
         <w:lastRenderedPageBreak/>
         <w:t>Lean angle</w:t>
       </w:r>
-      <w:bookmarkEnd w:id="28"/>
-    </w:p>
-    <w:p>
-      <w:r>
+      <w:bookmarkEnd w:id="27"/>
+    </w:p>
+    <w:p>
+      <w:r>
+        <w:rPr>
+          <w:noProof/>
+        </w:rPr>
         <w:drawing>
           <wp:inline distT="0" distB="0" distL="0" distR="0" wp14:anchorId="6576074D" wp14:editId="66F5799D">
             <wp:extent cx="5760720" cy="3789045"/>
@@ -14208,6 +14209,9 @@
     </w:p>
     <w:p>
       <w:r>
+        <w:rPr>
+          <w:noProof/>
+        </w:rPr>
         <w:drawing>
           <wp:inline distT="0" distB="0" distL="0" distR="0" wp14:anchorId="66A6655C" wp14:editId="07A6D591">
             <wp:extent cx="5760720" cy="3756025"/>
@@ -14259,11 +14263,11 @@
       <w:pPr>
         <w:pStyle w:val="Heading2"/>
       </w:pPr>
-      <w:bookmarkStart w:id="29" w:name="_Ref215002817"/>
+      <w:bookmarkStart w:id="28" w:name="_Ref215002817"/>
       <w:r>
         <w:t xml:space="preserve">Track </w:t>
       </w:r>
-      <w:bookmarkEnd w:id="29"/>
+      <w:bookmarkEnd w:id="28"/>
       <w:r>
         <w:t>processing module (processTrack.m)</w:t>
       </w:r>
@@ -14273,7 +14277,7 @@
         <w:spacing w:after="0" w:line="240" w:lineRule="auto"/>
         <w:jc w:val="left"/>
       </w:pPr>
-      <w:bookmarkStart w:id="30" w:name="_Toc214917119"/>
+      <w:bookmarkStart w:id="29" w:name="_Toc214917119"/>
     </w:p>
     <w:p>
       <w:pPr>
@@ -15735,7 +15739,7 @@
           <w:sz w:val="28"/>
         </w:rPr>
       </w:pPr>
-      <w:bookmarkStart w:id="31" w:name="_Ref215003288"/>
+      <w:bookmarkStart w:id="30" w:name="_Ref215003288"/>
       <w:r>
         <w:rPr>
           <w:rStyle w:val="CodeBlock"/>
@@ -15744,7 +15748,7 @@
         </w:rPr>
         <w:t>MCP Optimisation</w:t>
       </w:r>
-      <w:bookmarkEnd w:id="31"/>
+      <w:bookmarkEnd w:id="30"/>
       <w:r>
         <w:rPr>
           <w:rStyle w:val="CodeBlock"/>
@@ -15762,7 +15766,7 @@
           <w:rFonts w:ascii="Consolas" w:eastAsia="Times New Roman" w:hAnsi="Consolas" w:cs="Times New Roman"/>
           <w:sz w:val="20"/>
           <w:szCs w:val="20"/>
-          <w:lang w:val="ru-RU" w:eastAsia="ru-RU"/>
+          <w:lang w:val="en-US" w:eastAsia="ru-RU"/>
         </w:rPr>
       </w:pPr>
       <w:r>
@@ -15771,7 +15775,7 @@
           <w:color w:val="008013"/>
           <w:sz w:val="20"/>
           <w:szCs w:val="20"/>
-          <w:lang w:val="ru-RU" w:eastAsia="ru-RU"/>
+          <w:lang w:val="en-US" w:eastAsia="ru-RU"/>
         </w:rPr>
         <w:t>%% Matrix Definition &amp; MCP Solver</w:t>
       </w:r>
@@ -17263,11 +17267,11 @@
       <w:pPr>
         <w:pStyle w:val="Heading2"/>
       </w:pPr>
-      <w:bookmarkStart w:id="32" w:name="_Ref215059186"/>
+      <w:bookmarkStart w:id="31" w:name="_Ref215059186"/>
       <w:r>
         <w:t>Velocity solver setup</w:t>
       </w:r>
-      <w:bookmarkEnd w:id="32"/>
+      <w:bookmarkEnd w:id="31"/>
     </w:p>
     <w:p>
       <w:pPr>
@@ -18773,11 +18777,11 @@
       <w:pPr>
         <w:pStyle w:val="Heading2"/>
       </w:pPr>
-      <w:bookmarkStart w:id="33" w:name="_Ref215060270"/>
+      <w:bookmarkStart w:id="32" w:name="_Ref215060270"/>
       <w:r>
         <w:t>Lean angle solver</w:t>
       </w:r>
-      <w:bookmarkEnd w:id="33"/>
+      <w:bookmarkEnd w:id="32"/>
     </w:p>
     <w:p>
       <w:pPr>
@@ -21644,11 +21648,11 @@
       <w:pPr>
         <w:pStyle w:val="Heading2"/>
       </w:pPr>
-      <w:bookmarkStart w:id="34" w:name="_Ref215060286"/>
+      <w:bookmarkStart w:id="33" w:name="_Ref215060286"/>
       <w:r>
         <w:t>Velocity limit based on corner curvature</w:t>
       </w:r>
-      <w:bookmarkEnd w:id="34"/>
+      <w:bookmarkEnd w:id="33"/>
     </w:p>
     <w:p>
       <w:pPr>
@@ -23245,592 +23249,592 @@
       <w:pPr>
         <w:pStyle w:val="Heading2"/>
       </w:pPr>
-      <w:bookmarkStart w:id="35" w:name="_Ref215059611"/>
+      <w:bookmarkStart w:id="34" w:name="_Ref215059611"/>
       <w:r>
         <w:t>Braking force solver</w:t>
       </w:r>
+      <w:bookmarkEnd w:id="34"/>
+    </w:p>
+    <w:p>
+      <w:pPr>
+        <w:spacing w:after="0" w:line="240" w:lineRule="auto"/>
+        <w:jc w:val="left"/>
+        <w:rPr>
+          <w:rFonts w:ascii="Consolas" w:eastAsia="Times New Roman" w:hAnsi="Consolas" w:cs="Times New Roman"/>
+          <w:sz w:val="20"/>
+          <w:szCs w:val="20"/>
+          <w:lang w:val="ru-RU" w:eastAsia="ru-RU"/>
+        </w:rPr>
+      </w:pPr>
+      <w:r>
+        <w:rPr>
+          <w:rFonts w:ascii="Consolas" w:eastAsia="Times New Roman" w:hAnsi="Consolas" w:cs="Times New Roman"/>
+          <w:color w:val="008013"/>
+          <w:sz w:val="20"/>
+          <w:szCs w:val="20"/>
+          <w:lang w:val="ru-RU" w:eastAsia="ru-RU"/>
+        </w:rPr>
+        <w:t>%% Brake Force Solver</w:t>
+      </w:r>
+    </w:p>
+    <w:p>
+      <w:pPr>
+        <w:spacing w:after="0" w:line="240" w:lineRule="auto"/>
+        <w:jc w:val="left"/>
+        <w:rPr>
+          <w:rFonts w:ascii="Consolas" w:eastAsia="Times New Roman" w:hAnsi="Consolas" w:cs="Times New Roman"/>
+          <w:sz w:val="20"/>
+          <w:szCs w:val="20"/>
+          <w:lang w:val="en-US" w:eastAsia="ru-RU"/>
+        </w:rPr>
+      </w:pPr>
+      <w:r>
+        <w:rPr>
+          <w:rFonts w:ascii="Consolas" w:eastAsia="Times New Roman" w:hAnsi="Consolas" w:cs="Times New Roman"/>
+          <w:color w:val="008013"/>
+          <w:sz w:val="20"/>
+          <w:szCs w:val="20"/>
+          <w:lang w:val="en-US" w:eastAsia="ru-RU"/>
+        </w:rPr>
+        <w:t>% --- Brake system parameters (front wheel only here) ---</w:t>
+      </w:r>
+    </w:p>
+    <w:p>
+      <w:pPr>
+        <w:spacing w:after="0" w:line="240" w:lineRule="auto"/>
+        <w:jc w:val="left"/>
+        <w:rPr>
+          <w:rFonts w:ascii="Consolas" w:eastAsia="Times New Roman" w:hAnsi="Consolas" w:cs="Times New Roman"/>
+          <w:sz w:val="20"/>
+          <w:szCs w:val="20"/>
+          <w:lang w:val="en-US" w:eastAsia="ru-RU"/>
+        </w:rPr>
+      </w:pPr>
+      <w:r>
+        <w:rPr>
+          <w:rFonts w:ascii="Consolas" w:eastAsia="Times New Roman" w:hAnsi="Consolas" w:cs="Times New Roman"/>
+          <w:sz w:val="20"/>
+          <w:szCs w:val="20"/>
+          <w:lang w:val="en-US" w:eastAsia="ru-RU"/>
+        </w:rPr>
+        <w:t xml:space="preserve">rotor_OD = 0.320;              </w:t>
+      </w:r>
+      <w:r>
+        <w:rPr>
+          <w:rFonts w:ascii="Consolas" w:eastAsia="Times New Roman" w:hAnsi="Consolas" w:cs="Times New Roman"/>
+          <w:color w:val="008013"/>
+          <w:sz w:val="20"/>
+          <w:szCs w:val="20"/>
+          <w:lang w:val="en-US" w:eastAsia="ru-RU"/>
+        </w:rPr>
+        <w:t>% [m]</w:t>
+      </w:r>
+    </w:p>
+    <w:p>
+      <w:pPr>
+        <w:spacing w:after="0" w:line="240" w:lineRule="auto"/>
+        <w:jc w:val="left"/>
+        <w:rPr>
+          <w:rFonts w:ascii="Consolas" w:eastAsia="Times New Roman" w:hAnsi="Consolas" w:cs="Times New Roman"/>
+          <w:sz w:val="20"/>
+          <w:szCs w:val="20"/>
+          <w:lang w:val="en-US" w:eastAsia="ru-RU"/>
+        </w:rPr>
+      </w:pPr>
+      <w:r>
+        <w:rPr>
+          <w:rFonts w:ascii="Consolas" w:eastAsia="Times New Roman" w:hAnsi="Consolas" w:cs="Times New Roman"/>
+          <w:sz w:val="20"/>
+          <w:szCs w:val="20"/>
+          <w:lang w:val="en-US" w:eastAsia="ru-RU"/>
+        </w:rPr>
+        <w:t xml:space="preserve">rotor_ID = 0.246;              </w:t>
+      </w:r>
+      <w:r>
+        <w:rPr>
+          <w:rFonts w:ascii="Consolas" w:eastAsia="Times New Roman" w:hAnsi="Consolas" w:cs="Times New Roman"/>
+          <w:color w:val="008013"/>
+          <w:sz w:val="20"/>
+          <w:szCs w:val="20"/>
+          <w:lang w:val="en-US" w:eastAsia="ru-RU"/>
+        </w:rPr>
+        <w:t>% [m]</w:t>
+      </w:r>
+    </w:p>
+    <w:p>
+      <w:pPr>
+        <w:spacing w:after="0" w:line="240" w:lineRule="auto"/>
+        <w:jc w:val="left"/>
+        <w:rPr>
+          <w:rFonts w:ascii="Consolas" w:eastAsia="Times New Roman" w:hAnsi="Consolas" w:cs="Times New Roman"/>
+          <w:sz w:val="20"/>
+          <w:szCs w:val="20"/>
+          <w:lang w:val="en-US" w:eastAsia="ru-RU"/>
+        </w:rPr>
+      </w:pPr>
+      <w:r>
+        <w:rPr>
+          <w:rFonts w:ascii="Consolas" w:eastAsia="Times New Roman" w:hAnsi="Consolas" w:cs="Times New Roman"/>
+          <w:sz w:val="20"/>
+          <w:szCs w:val="20"/>
+          <w:lang w:val="en-US" w:eastAsia="ru-RU"/>
+        </w:rPr>
+        <w:t xml:space="preserve">R_eff    = 0.5*(rotor_OD + rotor_ID);   </w:t>
+      </w:r>
+      <w:r>
+        <w:rPr>
+          <w:rFonts w:ascii="Consolas" w:eastAsia="Times New Roman" w:hAnsi="Consolas" w:cs="Times New Roman"/>
+          <w:color w:val="008013"/>
+          <w:sz w:val="20"/>
+          <w:szCs w:val="20"/>
+          <w:lang w:val="en-US" w:eastAsia="ru-RU"/>
+        </w:rPr>
+        <w:t>% effective pad radius</w:t>
+      </w:r>
+    </w:p>
+    <w:p>
+      <w:pPr>
+        <w:spacing w:after="0" w:line="240" w:lineRule="auto"/>
+        <w:jc w:val="left"/>
+        <w:rPr>
+          <w:rFonts w:ascii="Consolas" w:eastAsia="Times New Roman" w:hAnsi="Consolas" w:cs="Times New Roman"/>
+          <w:sz w:val="20"/>
+          <w:szCs w:val="20"/>
+          <w:lang w:val="en-US" w:eastAsia="ru-RU"/>
+        </w:rPr>
+      </w:pPr>
+    </w:p>
+    <w:p>
+      <w:pPr>
+        <w:spacing w:after="0" w:line="240" w:lineRule="auto"/>
+        <w:jc w:val="left"/>
+        <w:rPr>
+          <w:rFonts w:ascii="Consolas" w:eastAsia="Times New Roman" w:hAnsi="Consolas" w:cs="Times New Roman"/>
+          <w:sz w:val="20"/>
+          <w:szCs w:val="20"/>
+          <w:lang w:val="en-US" w:eastAsia="ru-RU"/>
+        </w:rPr>
+      </w:pPr>
+      <w:r>
+        <w:rPr>
+          <w:rFonts w:ascii="Consolas" w:eastAsia="Times New Roman" w:hAnsi="Consolas" w:cs="Times New Roman"/>
+          <w:sz w:val="20"/>
+          <w:szCs w:val="20"/>
+          <w:lang w:val="en-US" w:eastAsia="ru-RU"/>
+        </w:rPr>
+        <w:t xml:space="preserve">D_piston = 33.9e-3;            </w:t>
+      </w:r>
+      <w:r>
+        <w:rPr>
+          <w:rFonts w:ascii="Consolas" w:eastAsia="Times New Roman" w:hAnsi="Consolas" w:cs="Times New Roman"/>
+          <w:color w:val="008013"/>
+          <w:sz w:val="20"/>
+          <w:szCs w:val="20"/>
+          <w:lang w:val="en-US" w:eastAsia="ru-RU"/>
+        </w:rPr>
+        <w:t>% [m]</w:t>
+      </w:r>
+    </w:p>
+    <w:p>
+      <w:pPr>
+        <w:spacing w:after="0" w:line="240" w:lineRule="auto"/>
+        <w:jc w:val="left"/>
+        <w:rPr>
+          <w:rFonts w:ascii="Consolas" w:eastAsia="Times New Roman" w:hAnsi="Consolas" w:cs="Times New Roman"/>
+          <w:sz w:val="20"/>
+          <w:szCs w:val="20"/>
+          <w:lang w:val="en-US" w:eastAsia="ru-RU"/>
+        </w:rPr>
+      </w:pPr>
+      <w:r>
+        <w:rPr>
+          <w:rFonts w:ascii="Consolas" w:eastAsia="Times New Roman" w:hAnsi="Consolas" w:cs="Times New Roman"/>
+          <w:sz w:val="20"/>
+          <w:szCs w:val="20"/>
+          <w:lang w:val="en-US" w:eastAsia="ru-RU"/>
+        </w:rPr>
+        <w:t>N_piston = 4;</w:t>
+      </w:r>
+    </w:p>
+    <w:p>
+      <w:pPr>
+        <w:spacing w:after="0" w:line="240" w:lineRule="auto"/>
+        <w:jc w:val="left"/>
+        <w:rPr>
+          <w:rFonts w:ascii="Consolas" w:eastAsia="Times New Roman" w:hAnsi="Consolas" w:cs="Times New Roman"/>
+          <w:sz w:val="20"/>
+          <w:szCs w:val="20"/>
+          <w:lang w:val="en-US" w:eastAsia="ru-RU"/>
+        </w:rPr>
+      </w:pPr>
+      <w:r>
+        <w:rPr>
+          <w:rFonts w:ascii="Consolas" w:eastAsia="Times New Roman" w:hAnsi="Consolas" w:cs="Times New Roman"/>
+          <w:sz w:val="20"/>
+          <w:szCs w:val="20"/>
+          <w:lang w:val="en-US" w:eastAsia="ru-RU"/>
+        </w:rPr>
+        <w:t xml:space="preserve">A_piston = N_piston * pi*(D_piston/2)^2;  </w:t>
+      </w:r>
+      <w:r>
+        <w:rPr>
+          <w:rFonts w:ascii="Consolas" w:eastAsia="Times New Roman" w:hAnsi="Consolas" w:cs="Times New Roman"/>
+          <w:color w:val="008013"/>
+          <w:sz w:val="20"/>
+          <w:szCs w:val="20"/>
+          <w:lang w:val="en-US" w:eastAsia="ru-RU"/>
+        </w:rPr>
+        <w:t>% total piston area</w:t>
+      </w:r>
+    </w:p>
+    <w:p>
+      <w:pPr>
+        <w:spacing w:after="0" w:line="240" w:lineRule="auto"/>
+        <w:jc w:val="left"/>
+        <w:rPr>
+          <w:rFonts w:ascii="Consolas" w:eastAsia="Times New Roman" w:hAnsi="Consolas" w:cs="Times New Roman"/>
+          <w:sz w:val="20"/>
+          <w:szCs w:val="20"/>
+          <w:lang w:val="en-US" w:eastAsia="ru-RU"/>
+        </w:rPr>
+      </w:pPr>
+    </w:p>
+    <w:p>
+      <w:pPr>
+        <w:spacing w:after="0" w:line="240" w:lineRule="auto"/>
+        <w:jc w:val="left"/>
+        <w:rPr>
+          <w:rFonts w:ascii="Consolas" w:eastAsia="Times New Roman" w:hAnsi="Consolas" w:cs="Times New Roman"/>
+          <w:sz w:val="20"/>
+          <w:szCs w:val="20"/>
+          <w:lang w:val="en-US" w:eastAsia="ru-RU"/>
+        </w:rPr>
+      </w:pPr>
+      <w:r>
+        <w:rPr>
+          <w:rFonts w:ascii="Consolas" w:eastAsia="Times New Roman" w:hAnsi="Consolas" w:cs="Times New Roman"/>
+          <w:sz w:val="20"/>
+          <w:szCs w:val="20"/>
+          <w:lang w:val="en-US" w:eastAsia="ru-RU"/>
+        </w:rPr>
+        <w:t xml:space="preserve">mu_pad   = 0.4;                </w:t>
+      </w:r>
+      <w:r>
+        <w:rPr>
+          <w:rFonts w:ascii="Consolas" w:eastAsia="Times New Roman" w:hAnsi="Consolas" w:cs="Times New Roman"/>
+          <w:color w:val="008013"/>
+          <w:sz w:val="20"/>
+          <w:szCs w:val="20"/>
+          <w:lang w:val="en-US" w:eastAsia="ru-RU"/>
+        </w:rPr>
+        <w:t>% pad friction coeff (guess)</w:t>
+      </w:r>
+    </w:p>
+    <w:p>
+      <w:pPr>
+        <w:spacing w:after="0" w:line="240" w:lineRule="auto"/>
+        <w:jc w:val="left"/>
+        <w:rPr>
+          <w:rFonts w:ascii="Consolas" w:eastAsia="Times New Roman" w:hAnsi="Consolas" w:cs="Times New Roman"/>
+          <w:sz w:val="20"/>
+          <w:szCs w:val="20"/>
+          <w:lang w:val="en-US" w:eastAsia="ru-RU"/>
+        </w:rPr>
+      </w:pPr>
+      <w:r>
+        <w:rPr>
+          <w:rFonts w:ascii="Consolas" w:eastAsia="Times New Roman" w:hAnsi="Consolas" w:cs="Times New Roman"/>
+          <w:sz w:val="20"/>
+          <w:szCs w:val="20"/>
+          <w:lang w:val="en-US" w:eastAsia="ru-RU"/>
+        </w:rPr>
+        <w:t xml:space="preserve">lineP_max = 1e6;               </w:t>
+      </w:r>
+      <w:r>
+        <w:rPr>
+          <w:rFonts w:ascii="Consolas" w:eastAsia="Times New Roman" w:hAnsi="Consolas" w:cs="Times New Roman"/>
+          <w:color w:val="008013"/>
+          <w:sz w:val="20"/>
+          <w:szCs w:val="20"/>
+          <w:lang w:val="en-US" w:eastAsia="ru-RU"/>
+        </w:rPr>
+        <w:t>% [Pa] ~10 bar, tune to taste</w:t>
+      </w:r>
+    </w:p>
+    <w:p>
+      <w:pPr>
+        <w:spacing w:after="0" w:line="240" w:lineRule="auto"/>
+        <w:jc w:val="left"/>
+        <w:rPr>
+          <w:rFonts w:ascii="Consolas" w:eastAsia="Times New Roman" w:hAnsi="Consolas" w:cs="Times New Roman"/>
+          <w:sz w:val="20"/>
+          <w:szCs w:val="20"/>
+          <w:lang w:val="en-US" w:eastAsia="ru-RU"/>
+        </w:rPr>
+      </w:pPr>
+    </w:p>
+    <w:p>
+      <w:pPr>
+        <w:spacing w:after="0" w:line="240" w:lineRule="auto"/>
+        <w:jc w:val="left"/>
+        <w:rPr>
+          <w:rFonts w:ascii="Consolas" w:eastAsia="Times New Roman" w:hAnsi="Consolas" w:cs="Times New Roman"/>
+          <w:sz w:val="20"/>
+          <w:szCs w:val="20"/>
+          <w:lang w:val="en-US" w:eastAsia="ru-RU"/>
+        </w:rPr>
+      </w:pPr>
+      <w:r>
+        <w:rPr>
+          <w:rFonts w:ascii="Consolas" w:eastAsia="Times New Roman" w:hAnsi="Consolas" w:cs="Times New Roman"/>
+          <w:sz w:val="20"/>
+          <w:szCs w:val="20"/>
+          <w:lang w:val="en-US" w:eastAsia="ru-RU"/>
+        </w:rPr>
+        <w:t xml:space="preserve">T_brake_max = 2 * mu_pad * lineP_max * A_piston * R_eff;  </w:t>
+      </w:r>
+      <w:r>
+        <w:rPr>
+          <w:rFonts w:ascii="Consolas" w:eastAsia="Times New Roman" w:hAnsi="Consolas" w:cs="Times New Roman"/>
+          <w:color w:val="008013"/>
+          <w:sz w:val="20"/>
+          <w:szCs w:val="20"/>
+          <w:lang w:val="en-US" w:eastAsia="ru-RU"/>
+        </w:rPr>
+        <w:t>% factor 2: two pads</w:t>
+      </w:r>
+    </w:p>
+    <w:p>
+      <w:pPr>
+        <w:spacing w:after="0" w:line="240" w:lineRule="auto"/>
+        <w:jc w:val="left"/>
+        <w:rPr>
+          <w:rFonts w:ascii="Consolas" w:eastAsia="Times New Roman" w:hAnsi="Consolas" w:cs="Times New Roman"/>
+          <w:sz w:val="20"/>
+          <w:szCs w:val="20"/>
+          <w:lang w:val="en-US" w:eastAsia="ru-RU"/>
+        </w:rPr>
+      </w:pPr>
+      <w:r>
+        <w:rPr>
+          <w:rFonts w:ascii="Consolas" w:eastAsia="Times New Roman" w:hAnsi="Consolas" w:cs="Times New Roman"/>
+          <w:sz w:val="20"/>
+          <w:szCs w:val="20"/>
+          <w:lang w:val="en-US" w:eastAsia="ru-RU"/>
+        </w:rPr>
+        <w:t xml:space="preserve">F_brake_wheel_max = T_brake_max / wheelRadius;            </w:t>
+      </w:r>
+      <w:r>
+        <w:rPr>
+          <w:rFonts w:ascii="Consolas" w:eastAsia="Times New Roman" w:hAnsi="Consolas" w:cs="Times New Roman"/>
+          <w:color w:val="008013"/>
+          <w:sz w:val="20"/>
+          <w:szCs w:val="20"/>
+          <w:lang w:val="en-US" w:eastAsia="ru-RU"/>
+        </w:rPr>
+        <w:t>% [N] at tyre</w:t>
+      </w:r>
+    </w:p>
+    <w:p>
+      <w:pPr>
+        <w:spacing w:after="0" w:line="240" w:lineRule="auto"/>
+        <w:jc w:val="left"/>
+        <w:rPr>
+          <w:rFonts w:ascii="Consolas" w:eastAsia="Times New Roman" w:hAnsi="Consolas" w:cs="Times New Roman"/>
+          <w:color w:val="008013"/>
+          <w:sz w:val="20"/>
+          <w:szCs w:val="20"/>
+          <w:lang w:val="en-US" w:eastAsia="en-GB"/>
+        </w:rPr>
+      </w:pPr>
+    </w:p>
+    <w:p>
+      <w:pPr>
+        <w:spacing w:after="0" w:line="240" w:lineRule="auto"/>
+        <w:jc w:val="left"/>
+        <w:rPr>
+          <w:rFonts w:ascii="Consolas" w:eastAsia="Times New Roman" w:hAnsi="Consolas" w:cs="Times New Roman"/>
+          <w:color w:val="008013"/>
+          <w:sz w:val="20"/>
+          <w:szCs w:val="20"/>
+          <w:lang w:eastAsia="en-GB"/>
+        </w:rPr>
+      </w:pPr>
+      <w:r>
+        <w:rPr>
+          <w:rFonts w:ascii="Consolas" w:eastAsia="Times New Roman" w:hAnsi="Consolas" w:cs="Times New Roman"/>
+          <w:color w:val="008013"/>
+          <w:sz w:val="20"/>
+          <w:szCs w:val="20"/>
+          <w:lang w:eastAsia="en-GB"/>
+        </w:rPr>
+        <w:t>…</w:t>
+      </w:r>
+      <w:r>
+        <w:rPr>
+          <w:rFonts w:ascii="Consolas" w:eastAsia="Times New Roman" w:hAnsi="Consolas" w:cs="Times New Roman"/>
+          <w:color w:val="008013"/>
+          <w:sz w:val="20"/>
+          <w:szCs w:val="20"/>
+          <w:lang w:eastAsia="en-GB"/>
+        </w:rPr>
+        <w:t xml:space="preserve"> </w:t>
+      </w:r>
+    </w:p>
+    <w:p>
+      <w:pPr>
+        <w:spacing w:after="0" w:line="240" w:lineRule="auto"/>
+        <w:jc w:val="left"/>
+        <w:rPr>
+          <w:rFonts w:ascii="Consolas" w:eastAsia="Times New Roman" w:hAnsi="Consolas" w:cs="Times New Roman"/>
+          <w:color w:val="008013"/>
+          <w:sz w:val="20"/>
+          <w:szCs w:val="20"/>
+          <w:lang w:eastAsia="en-GB"/>
+        </w:rPr>
+      </w:pPr>
+    </w:p>
+    <w:p>
+      <w:pPr>
+        <w:spacing w:after="0" w:line="240" w:lineRule="auto"/>
+        <w:jc w:val="left"/>
+        <w:rPr>
+          <w:rFonts w:ascii="Consolas" w:eastAsia="Times New Roman" w:hAnsi="Consolas" w:cs="Times New Roman"/>
+          <w:sz w:val="20"/>
+          <w:szCs w:val="20"/>
+          <w:lang w:val="en-US" w:eastAsia="ru-RU"/>
+        </w:rPr>
+      </w:pPr>
+      <w:r>
+        <w:rPr>
+          <w:rFonts w:ascii="Consolas" w:eastAsia="Times New Roman" w:hAnsi="Consolas" w:cs="Times New Roman"/>
+          <w:color w:val="008013"/>
+          <w:sz w:val="20"/>
+          <w:szCs w:val="20"/>
+          <w:lang w:val="en-US" w:eastAsia="ru-RU"/>
+        </w:rPr>
+        <w:t>% Brake modulation:</w:t>
+      </w:r>
+    </w:p>
+    <w:p>
+      <w:pPr>
+        <w:spacing w:after="0" w:line="240" w:lineRule="auto"/>
+        <w:jc w:val="left"/>
+        <w:rPr>
+          <w:rFonts w:ascii="Consolas" w:eastAsia="Times New Roman" w:hAnsi="Consolas" w:cs="Times New Roman"/>
+          <w:sz w:val="20"/>
+          <w:szCs w:val="20"/>
+          <w:lang w:val="en-US" w:eastAsia="ru-RU"/>
+        </w:rPr>
+      </w:pPr>
+      <w:r>
+        <w:rPr>
+          <w:rFonts w:ascii="Consolas" w:eastAsia="Times New Roman" w:hAnsi="Consolas" w:cs="Times New Roman"/>
+          <w:sz w:val="20"/>
+          <w:szCs w:val="20"/>
+          <w:lang w:val="en-US" w:eastAsia="ru-RU"/>
+        </w:rPr>
+        <w:t xml:space="preserve">    </w:t>
+      </w:r>
+      <w:r>
+        <w:rPr>
+          <w:rFonts w:ascii="Consolas" w:eastAsia="Times New Roman" w:hAnsi="Consolas" w:cs="Times New Roman"/>
+          <w:color w:val="008013"/>
+          <w:sz w:val="20"/>
+          <w:szCs w:val="20"/>
+          <w:lang w:val="en-US" w:eastAsia="ru-RU"/>
+        </w:rPr>
+        <w:t>% If slightly overspeed, brake gently. If signif overspeed (&gt;xm/s) full brake.</w:t>
+      </w:r>
+    </w:p>
+    <w:p>
+      <w:pPr>
+        <w:spacing w:after="0" w:line="240" w:lineRule="auto"/>
+        <w:jc w:val="left"/>
+        <w:rPr>
+          <w:rFonts w:ascii="Consolas" w:eastAsia="Times New Roman" w:hAnsi="Consolas" w:cs="Times New Roman"/>
+          <w:sz w:val="20"/>
+          <w:szCs w:val="20"/>
+          <w:lang w:val="en-US" w:eastAsia="ru-RU"/>
+        </w:rPr>
+      </w:pPr>
+      <w:r>
+        <w:rPr>
+          <w:rFonts w:ascii="Consolas" w:eastAsia="Times New Roman" w:hAnsi="Consolas" w:cs="Times New Roman"/>
+          <w:sz w:val="20"/>
+          <w:szCs w:val="20"/>
+          <w:lang w:val="en-US" w:eastAsia="ru-RU"/>
+        </w:rPr>
+        <w:t xml:space="preserve">    brakeBandwidth = 7;   </w:t>
+      </w:r>
+      <w:r>
+        <w:rPr>
+          <w:rFonts w:ascii="Consolas" w:eastAsia="Times New Roman" w:hAnsi="Consolas" w:cs="Times New Roman"/>
+          <w:color w:val="008013"/>
+          <w:sz w:val="20"/>
+          <w:szCs w:val="20"/>
+          <w:lang w:val="en-US" w:eastAsia="ru-RU"/>
+        </w:rPr>
+        <w:t>% [m/s], tune this value (speed when 100% braking applied)</w:t>
+      </w:r>
+    </w:p>
+    <w:p>
+      <w:pPr>
+        <w:spacing w:after="0" w:line="240" w:lineRule="auto"/>
+        <w:jc w:val="left"/>
+        <w:rPr>
+          <w:rFonts w:ascii="Consolas" w:eastAsia="Times New Roman" w:hAnsi="Consolas" w:cs="Times New Roman"/>
+          <w:sz w:val="20"/>
+          <w:szCs w:val="20"/>
+          <w:lang w:val="ru-RU" w:eastAsia="ru-RU"/>
+        </w:rPr>
+      </w:pPr>
+      <w:r>
+        <w:rPr>
+          <w:rFonts w:ascii="Consolas" w:eastAsia="Times New Roman" w:hAnsi="Consolas" w:cs="Times New Roman"/>
+          <w:sz w:val="20"/>
+          <w:szCs w:val="20"/>
+          <w:lang w:val="en-US" w:eastAsia="ru-RU"/>
+        </w:rPr>
+        <w:t xml:space="preserve">    </w:t>
+      </w:r>
+      <w:r>
+        <w:rPr>
+          <w:rFonts w:ascii="Consolas" w:eastAsia="Times New Roman" w:hAnsi="Consolas" w:cs="Times New Roman"/>
+          <w:sz w:val="20"/>
+          <w:szCs w:val="20"/>
+          <w:lang w:val="ru-RU" w:eastAsia="ru-RU"/>
+        </w:rPr>
+        <w:t>brakeScale = min(1, vdelta / brakeBandwidth);</w:t>
+      </w:r>
+    </w:p>
+    <w:p>
+      <w:pPr>
+        <w:spacing w:after="0" w:line="240" w:lineRule="auto"/>
+        <w:jc w:val="left"/>
+        <w:rPr>
+          <w:rFonts w:ascii="Consolas" w:eastAsia="Times New Roman" w:hAnsi="Consolas" w:cs="Times New Roman"/>
+          <w:sz w:val="20"/>
+          <w:szCs w:val="20"/>
+          <w:lang w:eastAsia="en-GB"/>
+        </w:rPr>
+      </w:pPr>
+    </w:p>
+    <w:p>
+      <w:pPr>
+        <w:pStyle w:val="Heading2"/>
+        <w:rPr>
+          <w:lang w:eastAsia="en-GB"/>
+        </w:rPr>
+      </w:pPr>
+      <w:bookmarkStart w:id="35" w:name="_Ref215060928"/>
+      <w:r>
+        <w:rPr>
+          <w:lang w:eastAsia="en-GB"/>
+        </w:rPr>
+        <w:t>Force Driven acceleration</w:t>
+      </w:r>
       <w:bookmarkEnd w:id="35"/>
-    </w:p>
-    <w:p>
-      <w:pPr>
-        <w:spacing w:after="0" w:line="240" w:lineRule="auto"/>
-        <w:jc w:val="left"/>
-        <w:rPr>
-          <w:rFonts w:ascii="Consolas" w:eastAsia="Times New Roman" w:hAnsi="Consolas" w:cs="Times New Roman"/>
-          <w:sz w:val="20"/>
-          <w:szCs w:val="20"/>
-          <w:lang w:val="ru-RU" w:eastAsia="ru-RU"/>
-        </w:rPr>
-      </w:pPr>
-      <w:r>
-        <w:rPr>
-          <w:rFonts w:ascii="Consolas" w:eastAsia="Times New Roman" w:hAnsi="Consolas" w:cs="Times New Roman"/>
-          <w:color w:val="008013"/>
-          <w:sz w:val="20"/>
-          <w:szCs w:val="20"/>
-          <w:lang w:val="ru-RU" w:eastAsia="ru-RU"/>
-        </w:rPr>
-        <w:t>%% Brake Force Solver</w:t>
-      </w:r>
-    </w:p>
-    <w:p>
-      <w:pPr>
-        <w:spacing w:after="0" w:line="240" w:lineRule="auto"/>
-        <w:jc w:val="left"/>
-        <w:rPr>
-          <w:rFonts w:ascii="Consolas" w:eastAsia="Times New Roman" w:hAnsi="Consolas" w:cs="Times New Roman"/>
-          <w:sz w:val="20"/>
-          <w:szCs w:val="20"/>
-          <w:lang w:val="en-US" w:eastAsia="ru-RU"/>
-        </w:rPr>
-      </w:pPr>
-      <w:r>
-        <w:rPr>
-          <w:rFonts w:ascii="Consolas" w:eastAsia="Times New Roman" w:hAnsi="Consolas" w:cs="Times New Roman"/>
-          <w:color w:val="008013"/>
-          <w:sz w:val="20"/>
-          <w:szCs w:val="20"/>
-          <w:lang w:val="en-US" w:eastAsia="ru-RU"/>
-        </w:rPr>
-        <w:t>% --- Brake system parameters (front wheel only here) ---</w:t>
-      </w:r>
-    </w:p>
-    <w:p>
-      <w:pPr>
-        <w:spacing w:after="0" w:line="240" w:lineRule="auto"/>
-        <w:jc w:val="left"/>
-        <w:rPr>
-          <w:rFonts w:ascii="Consolas" w:eastAsia="Times New Roman" w:hAnsi="Consolas" w:cs="Times New Roman"/>
-          <w:sz w:val="20"/>
-          <w:szCs w:val="20"/>
-          <w:lang w:val="en-US" w:eastAsia="ru-RU"/>
-        </w:rPr>
-      </w:pPr>
-      <w:r>
-        <w:rPr>
-          <w:rFonts w:ascii="Consolas" w:eastAsia="Times New Roman" w:hAnsi="Consolas" w:cs="Times New Roman"/>
-          <w:sz w:val="20"/>
-          <w:szCs w:val="20"/>
-          <w:lang w:val="en-US" w:eastAsia="ru-RU"/>
-        </w:rPr>
-        <w:t xml:space="preserve">rotor_OD = 0.320;              </w:t>
-      </w:r>
-      <w:r>
-        <w:rPr>
-          <w:rFonts w:ascii="Consolas" w:eastAsia="Times New Roman" w:hAnsi="Consolas" w:cs="Times New Roman"/>
-          <w:color w:val="008013"/>
-          <w:sz w:val="20"/>
-          <w:szCs w:val="20"/>
-          <w:lang w:val="en-US" w:eastAsia="ru-RU"/>
-        </w:rPr>
-        <w:t>% [m]</w:t>
-      </w:r>
-    </w:p>
-    <w:p>
-      <w:pPr>
-        <w:spacing w:after="0" w:line="240" w:lineRule="auto"/>
-        <w:jc w:val="left"/>
-        <w:rPr>
-          <w:rFonts w:ascii="Consolas" w:eastAsia="Times New Roman" w:hAnsi="Consolas" w:cs="Times New Roman"/>
-          <w:sz w:val="20"/>
-          <w:szCs w:val="20"/>
-          <w:lang w:val="en-US" w:eastAsia="ru-RU"/>
-        </w:rPr>
-      </w:pPr>
-      <w:r>
-        <w:rPr>
-          <w:rFonts w:ascii="Consolas" w:eastAsia="Times New Roman" w:hAnsi="Consolas" w:cs="Times New Roman"/>
-          <w:sz w:val="20"/>
-          <w:szCs w:val="20"/>
-          <w:lang w:val="en-US" w:eastAsia="ru-RU"/>
-        </w:rPr>
-        <w:t xml:space="preserve">rotor_ID = 0.246;              </w:t>
-      </w:r>
-      <w:r>
-        <w:rPr>
-          <w:rFonts w:ascii="Consolas" w:eastAsia="Times New Roman" w:hAnsi="Consolas" w:cs="Times New Roman"/>
-          <w:color w:val="008013"/>
-          <w:sz w:val="20"/>
-          <w:szCs w:val="20"/>
-          <w:lang w:val="en-US" w:eastAsia="ru-RU"/>
-        </w:rPr>
-        <w:t>% [m]</w:t>
-      </w:r>
-    </w:p>
-    <w:p>
-      <w:pPr>
-        <w:spacing w:after="0" w:line="240" w:lineRule="auto"/>
-        <w:jc w:val="left"/>
-        <w:rPr>
-          <w:rFonts w:ascii="Consolas" w:eastAsia="Times New Roman" w:hAnsi="Consolas" w:cs="Times New Roman"/>
-          <w:sz w:val="20"/>
-          <w:szCs w:val="20"/>
-          <w:lang w:val="en-US" w:eastAsia="ru-RU"/>
-        </w:rPr>
-      </w:pPr>
-      <w:r>
-        <w:rPr>
-          <w:rFonts w:ascii="Consolas" w:eastAsia="Times New Roman" w:hAnsi="Consolas" w:cs="Times New Roman"/>
-          <w:sz w:val="20"/>
-          <w:szCs w:val="20"/>
-          <w:lang w:val="en-US" w:eastAsia="ru-RU"/>
-        </w:rPr>
-        <w:t xml:space="preserve">R_eff    = 0.5*(rotor_OD + rotor_ID);   </w:t>
-      </w:r>
-      <w:r>
-        <w:rPr>
-          <w:rFonts w:ascii="Consolas" w:eastAsia="Times New Roman" w:hAnsi="Consolas" w:cs="Times New Roman"/>
-          <w:color w:val="008013"/>
-          <w:sz w:val="20"/>
-          <w:szCs w:val="20"/>
-          <w:lang w:val="en-US" w:eastAsia="ru-RU"/>
-        </w:rPr>
-        <w:t>% effective pad radius</w:t>
-      </w:r>
-    </w:p>
-    <w:p>
-      <w:pPr>
-        <w:spacing w:after="0" w:line="240" w:lineRule="auto"/>
-        <w:jc w:val="left"/>
-        <w:rPr>
-          <w:rFonts w:ascii="Consolas" w:eastAsia="Times New Roman" w:hAnsi="Consolas" w:cs="Times New Roman"/>
-          <w:sz w:val="20"/>
-          <w:szCs w:val="20"/>
-          <w:lang w:val="en-US" w:eastAsia="ru-RU"/>
-        </w:rPr>
-      </w:pPr>
-    </w:p>
-    <w:p>
-      <w:pPr>
-        <w:spacing w:after="0" w:line="240" w:lineRule="auto"/>
-        <w:jc w:val="left"/>
-        <w:rPr>
-          <w:rFonts w:ascii="Consolas" w:eastAsia="Times New Roman" w:hAnsi="Consolas" w:cs="Times New Roman"/>
-          <w:sz w:val="20"/>
-          <w:szCs w:val="20"/>
-          <w:lang w:val="en-US" w:eastAsia="ru-RU"/>
-        </w:rPr>
-      </w:pPr>
-      <w:r>
-        <w:rPr>
-          <w:rFonts w:ascii="Consolas" w:eastAsia="Times New Roman" w:hAnsi="Consolas" w:cs="Times New Roman"/>
-          <w:sz w:val="20"/>
-          <w:szCs w:val="20"/>
-          <w:lang w:val="en-US" w:eastAsia="ru-RU"/>
-        </w:rPr>
-        <w:t xml:space="preserve">D_piston = 33.9e-3;            </w:t>
-      </w:r>
-      <w:r>
-        <w:rPr>
-          <w:rFonts w:ascii="Consolas" w:eastAsia="Times New Roman" w:hAnsi="Consolas" w:cs="Times New Roman"/>
-          <w:color w:val="008013"/>
-          <w:sz w:val="20"/>
-          <w:szCs w:val="20"/>
-          <w:lang w:val="en-US" w:eastAsia="ru-RU"/>
-        </w:rPr>
-        <w:t>% [m]</w:t>
-      </w:r>
-    </w:p>
-    <w:p>
-      <w:pPr>
-        <w:spacing w:after="0" w:line="240" w:lineRule="auto"/>
-        <w:jc w:val="left"/>
-        <w:rPr>
-          <w:rFonts w:ascii="Consolas" w:eastAsia="Times New Roman" w:hAnsi="Consolas" w:cs="Times New Roman"/>
-          <w:sz w:val="20"/>
-          <w:szCs w:val="20"/>
-          <w:lang w:val="en-US" w:eastAsia="ru-RU"/>
-        </w:rPr>
-      </w:pPr>
-      <w:r>
-        <w:rPr>
-          <w:rFonts w:ascii="Consolas" w:eastAsia="Times New Roman" w:hAnsi="Consolas" w:cs="Times New Roman"/>
-          <w:sz w:val="20"/>
-          <w:szCs w:val="20"/>
-          <w:lang w:val="en-US" w:eastAsia="ru-RU"/>
-        </w:rPr>
-        <w:t>N_piston = 4;</w:t>
-      </w:r>
-    </w:p>
-    <w:p>
-      <w:pPr>
-        <w:spacing w:after="0" w:line="240" w:lineRule="auto"/>
-        <w:jc w:val="left"/>
-        <w:rPr>
-          <w:rFonts w:ascii="Consolas" w:eastAsia="Times New Roman" w:hAnsi="Consolas" w:cs="Times New Roman"/>
-          <w:sz w:val="20"/>
-          <w:szCs w:val="20"/>
-          <w:lang w:val="en-US" w:eastAsia="ru-RU"/>
-        </w:rPr>
-      </w:pPr>
-      <w:r>
-        <w:rPr>
-          <w:rFonts w:ascii="Consolas" w:eastAsia="Times New Roman" w:hAnsi="Consolas" w:cs="Times New Roman"/>
-          <w:sz w:val="20"/>
-          <w:szCs w:val="20"/>
-          <w:lang w:val="en-US" w:eastAsia="ru-RU"/>
-        </w:rPr>
-        <w:t xml:space="preserve">A_piston = N_piston * pi*(D_piston/2)^2;  </w:t>
-      </w:r>
-      <w:r>
-        <w:rPr>
-          <w:rFonts w:ascii="Consolas" w:eastAsia="Times New Roman" w:hAnsi="Consolas" w:cs="Times New Roman"/>
-          <w:color w:val="008013"/>
-          <w:sz w:val="20"/>
-          <w:szCs w:val="20"/>
-          <w:lang w:val="en-US" w:eastAsia="ru-RU"/>
-        </w:rPr>
-        <w:t>% total piston area</w:t>
-      </w:r>
-    </w:p>
-    <w:p>
-      <w:pPr>
-        <w:spacing w:after="0" w:line="240" w:lineRule="auto"/>
-        <w:jc w:val="left"/>
-        <w:rPr>
-          <w:rFonts w:ascii="Consolas" w:eastAsia="Times New Roman" w:hAnsi="Consolas" w:cs="Times New Roman"/>
-          <w:sz w:val="20"/>
-          <w:szCs w:val="20"/>
-          <w:lang w:val="en-US" w:eastAsia="ru-RU"/>
-        </w:rPr>
-      </w:pPr>
-    </w:p>
-    <w:p>
-      <w:pPr>
-        <w:spacing w:after="0" w:line="240" w:lineRule="auto"/>
-        <w:jc w:val="left"/>
-        <w:rPr>
-          <w:rFonts w:ascii="Consolas" w:eastAsia="Times New Roman" w:hAnsi="Consolas" w:cs="Times New Roman"/>
-          <w:sz w:val="20"/>
-          <w:szCs w:val="20"/>
-          <w:lang w:val="en-US" w:eastAsia="ru-RU"/>
-        </w:rPr>
-      </w:pPr>
-      <w:r>
-        <w:rPr>
-          <w:rFonts w:ascii="Consolas" w:eastAsia="Times New Roman" w:hAnsi="Consolas" w:cs="Times New Roman"/>
-          <w:sz w:val="20"/>
-          <w:szCs w:val="20"/>
-          <w:lang w:val="en-US" w:eastAsia="ru-RU"/>
-        </w:rPr>
-        <w:t xml:space="preserve">mu_pad   = 0.4;                </w:t>
-      </w:r>
-      <w:r>
-        <w:rPr>
-          <w:rFonts w:ascii="Consolas" w:eastAsia="Times New Roman" w:hAnsi="Consolas" w:cs="Times New Roman"/>
-          <w:color w:val="008013"/>
-          <w:sz w:val="20"/>
-          <w:szCs w:val="20"/>
-          <w:lang w:val="en-US" w:eastAsia="ru-RU"/>
-        </w:rPr>
-        <w:t>% pad friction coeff (guess)</w:t>
-      </w:r>
-    </w:p>
-    <w:p>
-      <w:pPr>
-        <w:spacing w:after="0" w:line="240" w:lineRule="auto"/>
-        <w:jc w:val="left"/>
-        <w:rPr>
-          <w:rFonts w:ascii="Consolas" w:eastAsia="Times New Roman" w:hAnsi="Consolas" w:cs="Times New Roman"/>
-          <w:sz w:val="20"/>
-          <w:szCs w:val="20"/>
-          <w:lang w:val="en-US" w:eastAsia="ru-RU"/>
-        </w:rPr>
-      </w:pPr>
-      <w:r>
-        <w:rPr>
-          <w:rFonts w:ascii="Consolas" w:eastAsia="Times New Roman" w:hAnsi="Consolas" w:cs="Times New Roman"/>
-          <w:sz w:val="20"/>
-          <w:szCs w:val="20"/>
-          <w:lang w:val="en-US" w:eastAsia="ru-RU"/>
-        </w:rPr>
-        <w:t xml:space="preserve">lineP_max = 1e6;               </w:t>
-      </w:r>
-      <w:r>
-        <w:rPr>
-          <w:rFonts w:ascii="Consolas" w:eastAsia="Times New Roman" w:hAnsi="Consolas" w:cs="Times New Roman"/>
-          <w:color w:val="008013"/>
-          <w:sz w:val="20"/>
-          <w:szCs w:val="20"/>
-          <w:lang w:val="en-US" w:eastAsia="ru-RU"/>
-        </w:rPr>
-        <w:t>% [Pa] ~10 bar, tune to taste</w:t>
-      </w:r>
-    </w:p>
-    <w:p>
-      <w:pPr>
-        <w:spacing w:after="0" w:line="240" w:lineRule="auto"/>
-        <w:jc w:val="left"/>
-        <w:rPr>
-          <w:rFonts w:ascii="Consolas" w:eastAsia="Times New Roman" w:hAnsi="Consolas" w:cs="Times New Roman"/>
-          <w:sz w:val="20"/>
-          <w:szCs w:val="20"/>
-          <w:lang w:val="en-US" w:eastAsia="ru-RU"/>
-        </w:rPr>
-      </w:pPr>
-    </w:p>
-    <w:p>
-      <w:pPr>
-        <w:spacing w:after="0" w:line="240" w:lineRule="auto"/>
-        <w:jc w:val="left"/>
-        <w:rPr>
-          <w:rFonts w:ascii="Consolas" w:eastAsia="Times New Roman" w:hAnsi="Consolas" w:cs="Times New Roman"/>
-          <w:sz w:val="20"/>
-          <w:szCs w:val="20"/>
-          <w:lang w:val="en-US" w:eastAsia="ru-RU"/>
-        </w:rPr>
-      </w:pPr>
-      <w:r>
-        <w:rPr>
-          <w:rFonts w:ascii="Consolas" w:eastAsia="Times New Roman" w:hAnsi="Consolas" w:cs="Times New Roman"/>
-          <w:sz w:val="20"/>
-          <w:szCs w:val="20"/>
-          <w:lang w:val="en-US" w:eastAsia="ru-RU"/>
-        </w:rPr>
-        <w:t xml:space="preserve">T_brake_max = 2 * mu_pad * lineP_max * A_piston * R_eff;  </w:t>
-      </w:r>
-      <w:r>
-        <w:rPr>
-          <w:rFonts w:ascii="Consolas" w:eastAsia="Times New Roman" w:hAnsi="Consolas" w:cs="Times New Roman"/>
-          <w:color w:val="008013"/>
-          <w:sz w:val="20"/>
-          <w:szCs w:val="20"/>
-          <w:lang w:val="en-US" w:eastAsia="ru-RU"/>
-        </w:rPr>
-        <w:t>% factor 2: two pads</w:t>
-      </w:r>
-    </w:p>
-    <w:p>
-      <w:pPr>
-        <w:spacing w:after="0" w:line="240" w:lineRule="auto"/>
-        <w:jc w:val="left"/>
-        <w:rPr>
-          <w:rFonts w:ascii="Consolas" w:eastAsia="Times New Roman" w:hAnsi="Consolas" w:cs="Times New Roman"/>
-          <w:sz w:val="20"/>
-          <w:szCs w:val="20"/>
-          <w:lang w:val="en-US" w:eastAsia="ru-RU"/>
-        </w:rPr>
-      </w:pPr>
-      <w:r>
-        <w:rPr>
-          <w:rFonts w:ascii="Consolas" w:eastAsia="Times New Roman" w:hAnsi="Consolas" w:cs="Times New Roman"/>
-          <w:sz w:val="20"/>
-          <w:szCs w:val="20"/>
-          <w:lang w:val="en-US" w:eastAsia="ru-RU"/>
-        </w:rPr>
-        <w:t xml:space="preserve">F_brake_wheel_max = T_brake_max / wheelRadius;            </w:t>
-      </w:r>
-      <w:r>
-        <w:rPr>
-          <w:rFonts w:ascii="Consolas" w:eastAsia="Times New Roman" w:hAnsi="Consolas" w:cs="Times New Roman"/>
-          <w:color w:val="008013"/>
-          <w:sz w:val="20"/>
-          <w:szCs w:val="20"/>
-          <w:lang w:val="en-US" w:eastAsia="ru-RU"/>
-        </w:rPr>
-        <w:t>% [N] at tyre</w:t>
-      </w:r>
-    </w:p>
-    <w:p>
-      <w:pPr>
-        <w:spacing w:after="0" w:line="240" w:lineRule="auto"/>
-        <w:jc w:val="left"/>
-        <w:rPr>
-          <w:rFonts w:ascii="Consolas" w:eastAsia="Times New Roman" w:hAnsi="Consolas" w:cs="Times New Roman"/>
-          <w:color w:val="008013"/>
-          <w:sz w:val="20"/>
-          <w:szCs w:val="20"/>
-          <w:lang w:val="en-US" w:eastAsia="en-GB"/>
-        </w:rPr>
-      </w:pPr>
-    </w:p>
-    <w:p>
-      <w:pPr>
-        <w:spacing w:after="0" w:line="240" w:lineRule="auto"/>
-        <w:jc w:val="left"/>
-        <w:rPr>
-          <w:rFonts w:ascii="Consolas" w:eastAsia="Times New Roman" w:hAnsi="Consolas" w:cs="Times New Roman"/>
-          <w:color w:val="008013"/>
-          <w:sz w:val="20"/>
-          <w:szCs w:val="20"/>
-          <w:lang w:eastAsia="en-GB"/>
-        </w:rPr>
-      </w:pPr>
-      <w:r>
-        <w:rPr>
-          <w:rFonts w:ascii="Consolas" w:eastAsia="Times New Roman" w:hAnsi="Consolas" w:cs="Times New Roman"/>
-          <w:color w:val="008013"/>
-          <w:sz w:val="20"/>
-          <w:szCs w:val="20"/>
-          <w:lang w:eastAsia="en-GB"/>
-        </w:rPr>
-        <w:t>…</w:t>
-      </w:r>
-      <w:r>
-        <w:rPr>
-          <w:rFonts w:ascii="Consolas" w:eastAsia="Times New Roman" w:hAnsi="Consolas" w:cs="Times New Roman"/>
-          <w:color w:val="008013"/>
-          <w:sz w:val="20"/>
-          <w:szCs w:val="20"/>
-          <w:lang w:eastAsia="en-GB"/>
-        </w:rPr>
-        <w:t xml:space="preserve"> </w:t>
-      </w:r>
-    </w:p>
-    <w:p>
-      <w:pPr>
-        <w:spacing w:after="0" w:line="240" w:lineRule="auto"/>
-        <w:jc w:val="left"/>
-        <w:rPr>
-          <w:rFonts w:ascii="Consolas" w:eastAsia="Times New Roman" w:hAnsi="Consolas" w:cs="Times New Roman"/>
-          <w:color w:val="008013"/>
-          <w:sz w:val="20"/>
-          <w:szCs w:val="20"/>
-          <w:lang w:eastAsia="en-GB"/>
-        </w:rPr>
-      </w:pPr>
-    </w:p>
-    <w:p>
-      <w:pPr>
-        <w:spacing w:after="0" w:line="240" w:lineRule="auto"/>
-        <w:jc w:val="left"/>
-        <w:rPr>
-          <w:rFonts w:ascii="Consolas" w:eastAsia="Times New Roman" w:hAnsi="Consolas" w:cs="Times New Roman"/>
-          <w:sz w:val="20"/>
-          <w:szCs w:val="20"/>
-          <w:lang w:val="en-US" w:eastAsia="ru-RU"/>
-        </w:rPr>
-      </w:pPr>
-      <w:r>
-        <w:rPr>
-          <w:rFonts w:ascii="Consolas" w:eastAsia="Times New Roman" w:hAnsi="Consolas" w:cs="Times New Roman"/>
-          <w:color w:val="008013"/>
-          <w:sz w:val="20"/>
-          <w:szCs w:val="20"/>
-          <w:lang w:val="en-US" w:eastAsia="ru-RU"/>
-        </w:rPr>
-        <w:t>% Brake modulation:</w:t>
-      </w:r>
-    </w:p>
-    <w:p>
-      <w:pPr>
-        <w:spacing w:after="0" w:line="240" w:lineRule="auto"/>
-        <w:jc w:val="left"/>
-        <w:rPr>
-          <w:rFonts w:ascii="Consolas" w:eastAsia="Times New Roman" w:hAnsi="Consolas" w:cs="Times New Roman"/>
-          <w:sz w:val="20"/>
-          <w:szCs w:val="20"/>
-          <w:lang w:val="en-US" w:eastAsia="ru-RU"/>
-        </w:rPr>
-      </w:pPr>
-      <w:r>
-        <w:rPr>
-          <w:rFonts w:ascii="Consolas" w:eastAsia="Times New Roman" w:hAnsi="Consolas" w:cs="Times New Roman"/>
-          <w:sz w:val="20"/>
-          <w:szCs w:val="20"/>
-          <w:lang w:val="en-US" w:eastAsia="ru-RU"/>
-        </w:rPr>
-        <w:t xml:space="preserve">    </w:t>
-      </w:r>
-      <w:r>
-        <w:rPr>
-          <w:rFonts w:ascii="Consolas" w:eastAsia="Times New Roman" w:hAnsi="Consolas" w:cs="Times New Roman"/>
-          <w:color w:val="008013"/>
-          <w:sz w:val="20"/>
-          <w:szCs w:val="20"/>
-          <w:lang w:val="en-US" w:eastAsia="ru-RU"/>
-        </w:rPr>
-        <w:t>% If slightly overspeed, brake gently. If signif overspeed (&gt;xm/s) full brake.</w:t>
-      </w:r>
-    </w:p>
-    <w:p>
-      <w:pPr>
-        <w:spacing w:after="0" w:line="240" w:lineRule="auto"/>
-        <w:jc w:val="left"/>
-        <w:rPr>
-          <w:rFonts w:ascii="Consolas" w:eastAsia="Times New Roman" w:hAnsi="Consolas" w:cs="Times New Roman"/>
-          <w:sz w:val="20"/>
-          <w:szCs w:val="20"/>
-          <w:lang w:val="en-US" w:eastAsia="ru-RU"/>
-        </w:rPr>
-      </w:pPr>
-      <w:r>
-        <w:rPr>
-          <w:rFonts w:ascii="Consolas" w:eastAsia="Times New Roman" w:hAnsi="Consolas" w:cs="Times New Roman"/>
-          <w:sz w:val="20"/>
-          <w:szCs w:val="20"/>
-          <w:lang w:val="en-US" w:eastAsia="ru-RU"/>
-        </w:rPr>
-        <w:t xml:space="preserve">    brakeBandwidth = 7;   </w:t>
-      </w:r>
-      <w:r>
-        <w:rPr>
-          <w:rFonts w:ascii="Consolas" w:eastAsia="Times New Roman" w:hAnsi="Consolas" w:cs="Times New Roman"/>
-          <w:color w:val="008013"/>
-          <w:sz w:val="20"/>
-          <w:szCs w:val="20"/>
-          <w:lang w:val="en-US" w:eastAsia="ru-RU"/>
-        </w:rPr>
-        <w:t>% [m/s], tune this value (speed when 100% braking applied)</w:t>
-      </w:r>
-    </w:p>
-    <w:p>
-      <w:pPr>
-        <w:spacing w:after="0" w:line="240" w:lineRule="auto"/>
-        <w:jc w:val="left"/>
-        <w:rPr>
-          <w:rFonts w:ascii="Consolas" w:eastAsia="Times New Roman" w:hAnsi="Consolas" w:cs="Times New Roman"/>
-          <w:sz w:val="20"/>
-          <w:szCs w:val="20"/>
-          <w:lang w:val="ru-RU" w:eastAsia="ru-RU"/>
-        </w:rPr>
-      </w:pPr>
-      <w:r>
-        <w:rPr>
-          <w:rFonts w:ascii="Consolas" w:eastAsia="Times New Roman" w:hAnsi="Consolas" w:cs="Times New Roman"/>
-          <w:sz w:val="20"/>
-          <w:szCs w:val="20"/>
-          <w:lang w:val="en-US" w:eastAsia="ru-RU"/>
-        </w:rPr>
-        <w:t xml:space="preserve">    </w:t>
-      </w:r>
-      <w:r>
-        <w:rPr>
-          <w:rFonts w:ascii="Consolas" w:eastAsia="Times New Roman" w:hAnsi="Consolas" w:cs="Times New Roman"/>
-          <w:sz w:val="20"/>
-          <w:szCs w:val="20"/>
-          <w:lang w:val="ru-RU" w:eastAsia="ru-RU"/>
-        </w:rPr>
-        <w:t>brakeScale = min(1, vdelta / brakeBandwidth);</w:t>
-      </w:r>
-    </w:p>
-    <w:p>
-      <w:pPr>
-        <w:spacing w:after="0" w:line="240" w:lineRule="auto"/>
-        <w:jc w:val="left"/>
-        <w:rPr>
-          <w:rFonts w:ascii="Consolas" w:eastAsia="Times New Roman" w:hAnsi="Consolas" w:cs="Times New Roman"/>
-          <w:sz w:val="20"/>
-          <w:szCs w:val="20"/>
-          <w:lang w:eastAsia="en-GB"/>
-        </w:rPr>
-      </w:pPr>
-    </w:p>
-    <w:p>
-      <w:pPr>
-        <w:pStyle w:val="Heading2"/>
-        <w:rPr>
-          <w:lang w:eastAsia="en-GB"/>
-        </w:rPr>
-      </w:pPr>
-      <w:bookmarkStart w:id="36" w:name="_Ref215060928"/>
-      <w:r>
-        <w:rPr>
-          <w:lang w:eastAsia="en-GB"/>
-        </w:rPr>
-        <w:t>Force Driven acceleration</w:t>
-      </w:r>
-      <w:bookmarkEnd w:id="36"/>
     </w:p>
     <w:p>
       <w:pPr>
@@ -26045,19 +26049,19 @@
       <w:r>
         <w:t>Appendix</w:t>
       </w:r>
-      <w:bookmarkEnd w:id="30"/>
+      <w:bookmarkEnd w:id="29"/>
     </w:p>
     <w:p>
       <w:pPr>
         <w:pStyle w:val="Heading2"/>
       </w:pPr>
-      <w:bookmarkStart w:id="37" w:name="_Ref214782002"/>
-      <w:bookmarkStart w:id="38" w:name="_Toc214917120"/>
+      <w:bookmarkStart w:id="36" w:name="_Ref214782002"/>
+      <w:bookmarkStart w:id="37" w:name="_Toc214917120"/>
       <w:r>
         <w:t>Aragon track data</w:t>
       </w:r>
+      <w:bookmarkEnd w:id="36"/>
       <w:bookmarkEnd w:id="37"/>
-      <w:bookmarkEnd w:id="38"/>
     </w:p>
     <w:p>
       <w:r>
@@ -26101,10 +26105,10 @@
             <v:path o:extrusionok="f" gradientshapeok="t" o:connecttype="rect"/>
             <o:lock v:ext="edit" aspectratio="t"/>
           </v:shapetype>
-          <v:shape id="_x0000_i1025" type="#_x0000_t75" style="width:75pt;height:49pt" o:ole="">
+          <v:shape id="_x0000_i1025" type="#_x0000_t75" style="width:75pt;height:48.75pt" o:ole="">
             <v:imagedata r:id="rId31" o:title=""/>
           </v:shape>
-          <o:OLEObject Type="Embed" ProgID="Excel.SheetMacroEnabled.12" ShapeID="_x0000_i1025" DrawAspect="Icon" ObjectID="_1831474403" r:id="rId32"/>
+          <o:OLEObject Type="Embed" ProgID="Excel.SheetMacroEnabled.12" ShapeID="_x0000_i1025" DrawAspect="Icon" ObjectID="_1833930491" r:id="rId32"/>
         </w:object>
       </w:r>
     </w:p>
@@ -26112,12 +26116,12 @@
       <w:pPr>
         <w:pStyle w:val="Heading2"/>
       </w:pPr>
-      <w:bookmarkStart w:id="39" w:name="_Toc214917121"/>
+      <w:bookmarkStart w:id="38" w:name="_Toc214917121"/>
       <w:r>
         <w:lastRenderedPageBreak/>
         <w:t>MotoStudent ME1616 motor data sheet</w:t>
       </w:r>
-      <w:bookmarkEnd w:id="39"/>
+      <w:bookmarkEnd w:id="38"/>
     </w:p>
     <w:p>
       <w:r>
@@ -26175,10 +26179,10 @@
     <w:p>
       <w:r>
         <w:object w:dxaOrig="1500" w:dyaOrig="980" w14:anchorId="5891CB60">
-          <v:shape id="_x0000_i1026" type="#_x0000_t75" style="width:75pt;height:49pt" o:ole="">
+          <v:shape id="_x0000_i1026" type="#_x0000_t75" style="width:75pt;height:48.75pt" o:ole="">
             <v:imagedata r:id="rId33" o:title=""/>
           </v:shape>
-          <o:OLEObject Type="Embed" ProgID="Package" ShapeID="_x0000_i1026" DrawAspect="Icon" ObjectID="_1831474404" r:id="rId34"/>
+          <o:OLEObject Type="Embed" ProgID="Package" ShapeID="_x0000_i1026" DrawAspect="Icon" ObjectID="_1833930492" r:id="rId34"/>
         </w:object>
       </w:r>
     </w:p>
@@ -26226,10 +26230,10 @@
     <w:p>
       <w:r>
         <w:object w:dxaOrig="1500" w:dyaOrig="980" w14:anchorId="66BB8C3F">
-          <v:shape id="_x0000_i1027" type="#_x0000_t75" style="width:75pt;height:49pt" o:ole="">
+          <v:shape id="_x0000_i1027" type="#_x0000_t75" style="width:75pt;height:48.75pt" o:ole="">
             <v:imagedata r:id="rId35" o:title=""/>
           </v:shape>
-          <o:OLEObject Type="Embed" ProgID="Package" ShapeID="_x0000_i1027" DrawAspect="Icon" ObjectID="_1831474405" r:id="rId36"/>
+          <o:OLEObject Type="Embed" ProgID="Package" ShapeID="_x0000_i1027" DrawAspect="Icon" ObjectID="_1833930493" r:id="rId36"/>
         </w:object>
       </w:r>
     </w:p>
@@ -31690,9 +31694,11 @@
     <w:rsid w:val="00B141E4"/>
     <w:rsid w:val="00B72453"/>
     <w:rsid w:val="00BC785F"/>
+    <w:rsid w:val="00CD0B48"/>
     <w:rsid w:val="00CE583E"/>
     <w:rsid w:val="00E14D45"/>
     <w:rsid w:val="00E414D2"/>
+    <w:rsid w:val="00E85E18"/>
     <w:rsid w:val="00F006D5"/>
     <w:rsid w:val="00F450CD"/>
     <w:rsid w:val="00FB11F9"/>
@@ -32467,15 +32473,6 @@
 </file>
 
 <file path=customXml/item1.xml><?xml version="1.0" encoding="utf-8"?>
-<?mso-contentType ?>
-<FormTemplates xmlns="http://schemas.microsoft.com/sharepoint/v3/contenttype/forms">
-  <Display>DocumentLibraryForm</Display>
-  <Edit>DocumentLibraryForm</Edit>
-  <New>DocumentLibraryForm</New>
-</FormTemplates>
-</file>
-
-<file path=customXml/item2.xml><?xml version="1.0" encoding="utf-8"?>
 <b:Sources xmlns:b="http://schemas.openxmlformats.org/officeDocument/2006/bibliography" xmlns="http://schemas.openxmlformats.org/officeDocument/2006/bibliography" SelectedStyle="\IEEE2006OfficeOnline.xsl" StyleName="IEEE" Version="2006">
   <b:Source>
     <b:Tag>Vit06</b:Tag>
@@ -32511,7 +32508,28 @@
 </b:Sources>
 </file>
 
+<file path=customXml/item2.xml><?xml version="1.0" encoding="utf-8"?>
+<?mso-contentType ?>
+<FormTemplates xmlns="http://schemas.microsoft.com/sharepoint/v3/contenttype/forms">
+  <Display>DocumentLibraryForm</Display>
+  <Edit>DocumentLibraryForm</Edit>
+  <New>DocumentLibraryForm</New>
+</FormTemplates>
+</file>
+
 <file path=customXml/item3.xml><?xml version="1.0" encoding="utf-8"?>
+<p:properties xmlns:p="http://schemas.microsoft.com/office/2006/metadata/properties" xmlns:xsi="http://www.w3.org/2001/XMLSchema-instance" xmlns:pc="http://schemas.microsoft.com/office/infopath/2007/PartnerControls">
+  <documentManagement>
+    <lcf76f155ced4ddcb4097134ff3c332f xmlns="5a509a3a-0915-4c80-9f4e-742c44238394">
+      <Terms xmlns="http://schemas.microsoft.com/office/infopath/2007/PartnerControls"/>
+    </lcf76f155ced4ddcb4097134ff3c332f>
+    <TaxCatchAll xmlns="7baf63a6-8159-4531-922f-8d695af1915f" xsi:nil="true"/>
+    <_Flow_SignoffStatus xmlns="5a509a3a-0915-4c80-9f4e-742c44238394" xsi:nil="true"/>
+  </documentManagement>
+</p:properties>
+</file>
+
+<file path=customXml/item4.xml><?xml version="1.0" encoding="utf-8"?>
 <ct:contentTypeSchema xmlns:ct="http://schemas.microsoft.com/office/2006/metadata/contentType" xmlns:ma="http://schemas.microsoft.com/office/2006/metadata/properties/metaAttributes" ct:_="" ma:_="" ma:contentTypeName="Document" ma:contentTypeID="0x01010091C9FC82087A1C459D9502F96153E2C2" ma:contentTypeVersion="20" ma:contentTypeDescription="Create a new document." ma:contentTypeScope="" ma:versionID="e37ee7af967292498162aea29ea92316">
   <xsd:schema xmlns:xsd="http://www.w3.org/2001/XMLSchema" xmlns:xs="http://www.w3.org/2001/XMLSchema" xmlns:p="http://schemas.microsoft.com/office/2006/metadata/properties" xmlns:ns2="5a509a3a-0915-4c80-9f4e-742c44238394" xmlns:ns3="2bd0ae51-9a62-42b5-9f64-f75782b6a04b" xmlns:ns4="7baf63a6-8159-4531-922f-8d695af1915f" targetNamespace="http://schemas.microsoft.com/office/2006/metadata/properties" ma:root="true" ma:fieldsID="f4178701db2a974593af00ce98334d6d" ns2:_="" ns3:_="" ns4:_="">
     <xsd:import namespace="5a509a3a-0915-4c80-9f4e-742c44238394"/>
@@ -32783,19 +32801,15 @@
 </ct:contentTypeSchema>
 </file>
 
-<file path=customXml/item4.xml><?xml version="1.0" encoding="utf-8"?>
-<p:properties xmlns:p="http://schemas.microsoft.com/office/2006/metadata/properties" xmlns:xsi="http://www.w3.org/2001/XMLSchema-instance" xmlns:pc="http://schemas.microsoft.com/office/infopath/2007/PartnerControls">
-  <documentManagement>
-    <lcf76f155ced4ddcb4097134ff3c332f xmlns="5a509a3a-0915-4c80-9f4e-742c44238394">
-      <Terms xmlns="http://schemas.microsoft.com/office/infopath/2007/PartnerControls"/>
-    </lcf76f155ced4ddcb4097134ff3c332f>
-    <TaxCatchAll xmlns="7baf63a6-8159-4531-922f-8d695af1915f" xsi:nil="true"/>
-    <_Flow_SignoffStatus xmlns="5a509a3a-0915-4c80-9f4e-742c44238394" xsi:nil="true"/>
-  </documentManagement>
-</p:properties>
+<file path=customXml/itemProps1.xml><?xml version="1.0" encoding="utf-8"?>
+<ds:datastoreItem xmlns:ds="http://schemas.openxmlformats.org/officeDocument/2006/customXml" ds:itemID="{6E87D51E-43E5-41C1-9466-A2B1C072BDB2}">
+  <ds:schemaRefs>
+    <ds:schemaRef ds:uri="http://schemas.openxmlformats.org/officeDocument/2006/bibliography"/>
+  </ds:schemaRefs>
+</ds:datastoreItem>
 </file>
 
-<file path=customXml/itemProps1.xml><?xml version="1.0" encoding="utf-8"?>
+<file path=customXml/itemProps2.xml><?xml version="1.0" encoding="utf-8"?>
 <ds:datastoreItem xmlns:ds="http://schemas.openxmlformats.org/officeDocument/2006/customXml" ds:itemID="{6F254A56-7F1F-4B30-8BD1-C4C221A65155}">
   <ds:schemaRefs>
     <ds:schemaRef ds:uri="http://schemas.microsoft.com/sharepoint/v3/contenttype/forms"/>
@@ -32803,15 +32817,18 @@
 </ds:datastoreItem>
 </file>
 
-<file path=customXml/itemProps2.xml><?xml version="1.0" encoding="utf-8"?>
-<ds:datastoreItem xmlns:ds="http://schemas.openxmlformats.org/officeDocument/2006/customXml" ds:itemID="{6E87D51E-43E5-41C1-9466-A2B1C072BDB2}">
+<file path=customXml/itemProps3.xml><?xml version="1.0" encoding="utf-8"?>
+<ds:datastoreItem xmlns:ds="http://schemas.openxmlformats.org/officeDocument/2006/customXml" ds:itemID="{ECEEE65D-E6AB-45CB-9A4F-963E7A0F2E44}">
   <ds:schemaRefs>
-    <ds:schemaRef ds:uri="http://schemas.openxmlformats.org/officeDocument/2006/bibliography"/>
+    <ds:schemaRef ds:uri="http://schemas.microsoft.com/office/2006/metadata/properties"/>
+    <ds:schemaRef ds:uri="http://schemas.microsoft.com/office/infopath/2007/PartnerControls"/>
+    <ds:schemaRef ds:uri="5a509a3a-0915-4c80-9f4e-742c44238394"/>
+    <ds:schemaRef ds:uri="7baf63a6-8159-4531-922f-8d695af1915f"/>
   </ds:schemaRefs>
 </ds:datastoreItem>
 </file>
 
-<file path=customXml/itemProps3.xml><?xml version="1.0" encoding="utf-8"?>
+<file path=customXml/itemProps4.xml><?xml version="1.0" encoding="utf-8"?>
 <ds:datastoreItem xmlns:ds="http://schemas.openxmlformats.org/officeDocument/2006/customXml" ds:itemID="{7912780B-2F4C-4F37-9F6C-5C9D48BFD579}">
   <ds:schemaRefs>
     <ds:schemaRef ds:uri="http://schemas.microsoft.com/office/2006/metadata/contentType"/>
@@ -32831,17 +32848,6 @@
 </ds:datastoreItem>
 </file>
 
-<file path=customXml/itemProps4.xml><?xml version="1.0" encoding="utf-8"?>
-<ds:datastoreItem xmlns:ds="http://schemas.openxmlformats.org/officeDocument/2006/customXml" ds:itemID="{ECEEE65D-E6AB-45CB-9A4F-963E7A0F2E44}">
-  <ds:schemaRefs>
-    <ds:schemaRef ds:uri="http://schemas.microsoft.com/office/2006/metadata/properties"/>
-    <ds:schemaRef ds:uri="http://schemas.microsoft.com/office/infopath/2007/PartnerControls"/>
-    <ds:schemaRef ds:uri="5a509a3a-0915-4c80-9f4e-742c44238394"/>
-    <ds:schemaRef ds:uri="7baf63a6-8159-4531-922f-8d695af1915f"/>
-  </ds:schemaRefs>
-</ds:datastoreItem>
-</file>
-
 <file path=docMetadata/LabelInfo.xml><?xml version="1.0" encoding="utf-8"?>
 <clbl:labelList xmlns:clbl="http://schemas.microsoft.com/office/2020/mipLabelMetadata">
   <clbl:label id="{377e3d22-4ea1-422d-b0ad-8fcc89406b9e}" enabled="0" method="" siteId="{377e3d22-4ea1-422d-b0ad-8fcc89406b9e}" removed="1"/>
